--- a/docs/manuals/manual-executive.docx
+++ b/docs/manuals/manual-executive.docx
@@ -60,9 +60,214 @@
         </w:p>
       </w:sdtContent>
     </w:sdt>
+    <w:tbl>
+      <w:tblPr>
+        <w:tblStyle w:val="Table"/>
+        <w:tblW w:type="pct" w:w="5000"/>
+        <w:tblLook w:firstRow="1" w:lastRow="0" w:firstColumn="0" w:lastColumn="0" w:noHBand="0" w:noVBand="0" w:val="0020"/>
+        <w:jc w:val="start"/>
+      </w:tblPr>
+      <w:tblGrid>
+        <w:gridCol w:w="1584"/>
+        <w:gridCol w:w="1584"/>
+        <w:gridCol w:w="1584"/>
+        <w:gridCol w:w="1584"/>
+        <w:gridCol w:w="1584"/>
+      </w:tblGrid>
+      <w:tr>
+        <w:trPr>
+          <w:tblHeader w:val="true"/>
+          <w:tblHeader w:val="true"/>
+        </w:trPr>
+        <w:tc>
+          <w:tcPr>
+            <w:shd w:val="clear" w:color="auto" w:fill="213368"/>
+          </w:tcPr>
+          <w:p>
+            <w:pPr>
+              <w:pStyle w:val="Compact"/>
+              <w:spacing w:before="20" w:after="20"/>
+              <w:jc w:val="left"/>
+            </w:pPr>
+            <w:r>
+              <w:rPr>
+                <w:b/>
+                <w:color w:val="FFFFFF"/>
+                <w:sz w:val="17"/>
+              </w:rPr>
+              <w:t xml:space="preserve">Document</w:t>
+            </w:r>
+          </w:p>
+        </w:tc>
+        <w:tc>
+          <w:tcPr>
+            <w:shd w:val="clear" w:color="auto" w:fill="213368"/>
+          </w:tcPr>
+          <w:p>
+            <w:pPr>
+              <w:pStyle w:val="Compact"/>
+              <w:spacing w:before="20" w:after="20"/>
+              <w:jc w:val="left"/>
+            </w:pPr>
+            <w:r>
+              <w:rPr>
+                <w:b/>
+                <w:color w:val="FFFFFF"/>
+                <w:sz w:val="17"/>
+              </w:rPr>
+              <w:t xml:space="preserve">Version</w:t>
+            </w:r>
+          </w:p>
+        </w:tc>
+        <w:tc>
+          <w:tcPr>
+            <w:shd w:val="clear" w:color="auto" w:fill="213368"/>
+          </w:tcPr>
+          <w:p>
+            <w:pPr>
+              <w:pStyle w:val="Compact"/>
+              <w:spacing w:before="20" w:after="20"/>
+              <w:jc w:val="left"/>
+            </w:pPr>
+            <w:r>
+              <w:rPr>
+                <w:b/>
+                <w:color w:val="FFFFFF"/>
+                <w:sz w:val="17"/>
+              </w:rPr>
+              <w:t xml:space="preserve">Date</w:t>
+            </w:r>
+          </w:p>
+        </w:tc>
+        <w:tc>
+          <w:tcPr>
+            <w:shd w:val="clear" w:color="auto" w:fill="213368"/>
+          </w:tcPr>
+          <w:p>
+            <w:pPr>
+              <w:pStyle w:val="Compact"/>
+              <w:spacing w:before="20" w:after="20"/>
+              <w:jc w:val="left"/>
+            </w:pPr>
+            <w:r>
+              <w:rPr>
+                <w:b/>
+                <w:color w:val="FFFFFF"/>
+                <w:sz w:val="17"/>
+              </w:rPr>
+              <w:t xml:space="preserve">Owner</w:t>
+            </w:r>
+          </w:p>
+        </w:tc>
+        <w:tc>
+          <w:tcPr>
+            <w:shd w:val="clear" w:color="auto" w:fill="213368"/>
+          </w:tcPr>
+          <w:p>
+            <w:pPr>
+              <w:pStyle w:val="Compact"/>
+              <w:spacing w:before="20" w:after="20"/>
+              <w:jc w:val="left"/>
+            </w:pPr>
+            <w:r>
+              <w:rPr>
+                <w:b/>
+                <w:color w:val="FFFFFF"/>
+                <w:sz w:val="17"/>
+              </w:rPr>
+              <w:t xml:space="preserve">Status</w:t>
+            </w:r>
+          </w:p>
+        </w:tc>
+      </w:tr>
+      <w:tr>
+        <w:tc>
+          <w:tcPr/>
+          <w:p>
+            <w:pPr>
+              <w:pStyle w:val="Compact"/>
+              <w:spacing w:before="20" w:after="20"/>
+              <w:jc w:val="left"/>
+            </w:pPr>
+            <w:r>
+              <w:rPr>
+                <w:sz w:val="17"/>
+              </w:rPr>
+              <w:t xml:space="preserve">Executive Manual</w:t>
+            </w:r>
+          </w:p>
+        </w:tc>
+        <w:tc>
+          <w:tcPr>
+            <w:noWrap/>
+          </w:tcPr>
+          <w:p>
+            <w:pPr>
+              <w:pStyle w:val="Compact"/>
+              <w:spacing w:before="20" w:after="20"/>
+              <w:jc w:val="left"/>
+            </w:pPr>
+            <w:r>
+              <w:rPr>
+                <w:sz w:val="17"/>
+              </w:rPr>
+              <w:t xml:space="preserve">1.0</w:t>
+            </w:r>
+          </w:p>
+        </w:tc>
+        <w:tc>
+          <w:tcPr/>
+          <w:p>
+            <w:pPr>
+              <w:pStyle w:val="Compact"/>
+              <w:spacing w:before="20" w:after="20"/>
+              <w:jc w:val="left"/>
+            </w:pPr>
+            <w:r>
+              <w:rPr>
+                <w:sz w:val="17"/>
+              </w:rPr>
+              <w:t xml:space="preserve">07 October 2026</w:t>
+            </w:r>
+          </w:p>
+        </w:tc>
+        <w:tc>
+          <w:tcPr/>
+          <w:p>
+            <w:pPr>
+              <w:pStyle w:val="Compact"/>
+              <w:spacing w:before="20" w:after="20"/>
+              <w:jc w:val="left"/>
+            </w:pPr>
+            <w:r>
+              <w:rPr>
+                <w:sz w:val="17"/>
+              </w:rPr>
+              <w:t xml:space="preserve">iorta TechNXT — Business Analysis and UX</w:t>
+            </w:r>
+          </w:p>
+        </w:tc>
+        <w:tc>
+          <w:tcPr/>
+          <w:p>
+            <w:pPr>
+              <w:pStyle w:val="Compact"/>
+              <w:spacing w:before="20" w:after="20"/>
+              <w:jc w:val="left"/>
+            </w:pPr>
+            <w:r>
+              <w:rPr>
+                <w:sz w:val="17"/>
+              </w:rPr>
+              <w:t xml:space="preserve">Issued for submission</w:t>
+            </w:r>
+          </w:p>
+        </w:tc>
+      </w:tr>
+    </w:tbl>
     <w:p>
       <w:pPr>
-        <w:pStyle w:val="FirstParagraph"/>
+        <w:pStyle w:val="BodyText"/>
       </w:pPr>
       <w:r>
         <w:rPr>
@@ -246,7 +451,7 @@
         <w:t xml:space="preserve"> </w:t>
       </w:r>
       <w:r>
-        <w:t xml:space="preserve">date is shown at the top ("Growth across new business and retention").</w:t>
+        <w:t xml:space="preserve">date is shown at the top ("Snapshot as of … Growth across new business and retention.").</w:t>
       </w:r>
     </w:p>
     <w:tbl>
@@ -274,12 +479,14 @@
           <w:p>
             <w:pPr>
               <w:pStyle w:val="Compact"/>
+              <w:spacing w:before="20" w:after="20"/>
               <w:jc w:val="left"/>
             </w:pPr>
             <w:r>
               <w:rPr>
                 <w:b/>
                 <w:color w:val="FFFFFF"/>
+                <w:sz w:val="18"/>
               </w:rPr>
               <w:t xml:space="preserve">#</w:t>
             </w:r>
@@ -292,12 +499,14 @@
           <w:p>
             <w:pPr>
               <w:pStyle w:val="Compact"/>
+              <w:spacing w:before="20" w:after="20"/>
               <w:jc w:val="left"/>
             </w:pPr>
             <w:r>
               <w:rPr>
                 <w:b/>
                 <w:color w:val="FFFFFF"/>
+                <w:sz w:val="18"/>
               </w:rPr>
               <w:t xml:space="preserve">Block</w:t>
             </w:r>
@@ -310,12 +519,14 @@
           <w:p>
             <w:pPr>
               <w:pStyle w:val="Compact"/>
+              <w:spacing w:before="20" w:after="20"/>
               <w:jc w:val="left"/>
             </w:pPr>
             <w:r>
               <w:rPr>
                 <w:b/>
                 <w:color w:val="FFFFFF"/>
+                <w:sz w:val="18"/>
               </w:rPr>
               <w:t xml:space="preserve">Question it answers</w:t>
             </w:r>
@@ -328,12 +539,14 @@
           <w:p>
             <w:pPr>
               <w:pStyle w:val="Compact"/>
+              <w:spacing w:before="20" w:after="20"/>
               <w:jc w:val="left"/>
             </w:pPr>
             <w:r>
               <w:rPr>
                 <w:b/>
                 <w:color w:val="FFFFFF"/>
+                <w:sz w:val="18"/>
               </w:rPr>
               <w:t xml:space="preserve">What good looks like (proposed)</w:t>
             </w:r>
@@ -342,13 +555,19 @@
       </w:tr>
       <w:tr>
         <w:tc>
-          <w:tcPr/>
-          <w:p>
-            <w:pPr>
-              <w:pStyle w:val="Compact"/>
-              <w:jc w:val="left"/>
-            </w:pPr>
-            <w:r>
+          <w:tcPr>
+            <w:noWrap/>
+          </w:tcPr>
+          <w:p>
+            <w:pPr>
+              <w:pStyle w:val="Compact"/>
+              <w:spacing w:before="20" w:after="20"/>
+              <w:jc w:val="left"/>
+            </w:pPr>
+            <w:r>
+              <w:rPr>
+                <w:sz w:val="18"/>
+              </w:rPr>
               <w:t xml:space="preserve">1</w:t>
             </w:r>
           </w:p>
@@ -358,28 +577,37 @@
           <w:p>
             <w:pPr>
               <w:pStyle w:val="Compact"/>
+              <w:spacing w:before="20" w:after="20"/>
               <w:jc w:val="left"/>
             </w:pPr>
             <w:r>
               <w:rPr>
                 <w:bCs/>
                 <w:b/>
-              </w:rPr>
-              <w:t xml:space="preserve">Base</w:t>
-            </w:r>
-            <w:r>
-              <w:t xml:space="preserve">: profiles, expiring in 30 days, lapsed/uninsured (≤ 60 days), profiles with usable data</w:t>
-            </w:r>
-          </w:p>
-        </w:tc>
-        <w:tc>
-          <w:tcPr/>
-          <w:p>
-            <w:pPr>
-              <w:pStyle w:val="Compact"/>
-              <w:jc w:val="left"/>
-            </w:pPr>
-            <w:r>
+                <w:sz w:val="18"/>
+              </w:rPr>
+              <w:t xml:space="preserve">Key indicators</w:t>
+            </w:r>
+            <w:r>
+              <w:rPr>
+                <w:sz w:val="18"/>
+              </w:rPr>
+              <w:t xml:space="preserve">: vehicles in the golden record (and how many have usable data), expiring in 30 days, uninsured (lapsed ≤ 60 days)</w:t>
+            </w:r>
+          </w:p>
+        </w:tc>
+        <w:tc>
+          <w:tcPr/>
+          <w:p>
+            <w:pPr>
+              <w:pStyle w:val="Compact"/>
+              <w:spacing w:before="20" w:after="20"/>
+              <w:jc w:val="left"/>
+            </w:pPr>
+            <w:r>
+              <w:rPr>
+                <w:sz w:val="18"/>
+              </w:rPr>
               <w:t xml:space="preserve">How big is the opportunity right now?</w:t>
             </w:r>
           </w:p>
@@ -389,9 +617,13 @@
           <w:p>
             <w:pPr>
               <w:pStyle w:val="Compact"/>
-              <w:jc w:val="left"/>
-            </w:pPr>
-            <w:r>
+              <w:spacing w:before="20" w:after="20"/>
+              <w:jc w:val="left"/>
+            </w:pPr>
+            <w:r>
+              <w:rPr>
+                <w:sz w:val="18"/>
+              </w:rPr>
               <w:t xml:space="preserve">Expiring-in-30 is the near-term pipeline. Lapsed vehicles are a new-business and road-safety opportunity.</w:t>
             </w:r>
           </w:p>
@@ -399,13 +631,19 @@
       </w:tr>
       <w:tr>
         <w:tc>
-          <w:tcPr/>
-          <w:p>
-            <w:pPr>
-              <w:pStyle w:val="Compact"/>
-              <w:jc w:val="left"/>
-            </w:pPr>
-            <w:r>
+          <w:tcPr>
+            <w:noWrap/>
+          </w:tcPr>
+          <w:p>
+            <w:pPr>
+              <w:pStyle w:val="Compact"/>
+              <w:spacing w:before="20" w:after="20"/>
+              <w:jc w:val="left"/>
+            </w:pPr>
+            <w:r>
+              <w:rPr>
+                <w:sz w:val="18"/>
+              </w:rPr>
               <w:t xml:space="preserve">2</w:t>
             </w:r>
           </w:p>
@@ -415,41 +653,57 @@
           <w:p>
             <w:pPr>
               <w:pStyle w:val="Compact"/>
+              <w:spacing w:before="20" w:after="20"/>
               <w:jc w:val="left"/>
             </w:pPr>
             <w:r>
               <w:rPr>
                 <w:bCs/>
                 <w:b/>
+                <w:sz w:val="18"/>
               </w:rPr>
               <w:t xml:space="preserve">Hot leads</w:t>
             </w:r>
             <w:r>
+              <w:rPr>
+                <w:sz w:val="18"/>
+              </w:rPr>
               <w:t xml:space="preserve"> </w:t>
             </w:r>
             <w:r>
-              <w:t xml:space="preserve">and</w:t>
-            </w:r>
-            <w:r>
+              <w:rPr>
+                <w:sz w:val="18"/>
+              </w:rPr>
+              <w:t xml:space="preserve">(with warm) and</w:t>
+            </w:r>
+            <w:r>
+              <w:rPr>
+                <w:sz w:val="18"/>
+              </w:rPr>
               <w:t xml:space="preserve"> </w:t>
             </w:r>
             <w:r>
               <w:rPr>
                 <w:bCs/>
                 <w:b/>
-              </w:rPr>
-              <w:t xml:space="preserve">leads by tier</w:t>
-            </w:r>
-          </w:p>
-        </w:tc>
-        <w:tc>
-          <w:tcPr/>
-          <w:p>
-            <w:pPr>
-              <w:pStyle w:val="Compact"/>
-              <w:jc w:val="left"/>
-            </w:pPr>
-            <w:r>
+                <w:sz w:val="18"/>
+              </w:rPr>
+              <w:t xml:space="preserve">New-business leads</w:t>
+            </w:r>
+          </w:p>
+        </w:tc>
+        <w:tc>
+          <w:tcPr/>
+          <w:p>
+            <w:pPr>
+              <w:pStyle w:val="Compact"/>
+              <w:spacing w:before="20" w:after="20"/>
+              <w:jc w:val="left"/>
+            </w:pPr>
+            <w:r>
+              <w:rPr>
+                <w:sz w:val="18"/>
+              </w:rPr>
               <w:t xml:space="preserve">How much high-intent demand do we have?</w:t>
             </w:r>
           </w:p>
@@ -459,9 +713,13 @@
           <w:p>
             <w:pPr>
               <w:pStyle w:val="Compact"/>
-              <w:jc w:val="left"/>
-            </w:pPr>
-            <w:r>
+              <w:spacing w:before="20" w:after="20"/>
+              <w:jc w:val="left"/>
+            </w:pPr>
+            <w:r>
+              <w:rPr>
+                <w:sz w:val="18"/>
+              </w:rPr>
               <w:t xml:space="preserve">A stable or rising hot share as data quality improves</w:t>
             </w:r>
           </w:p>
@@ -469,13 +727,19 @@
       </w:tr>
       <w:tr>
         <w:tc>
-          <w:tcPr/>
-          <w:p>
-            <w:pPr>
-              <w:pStyle w:val="Compact"/>
-              <w:jc w:val="left"/>
-            </w:pPr>
-            <w:r>
+          <w:tcPr>
+            <w:noWrap/>
+          </w:tcPr>
+          <w:p>
+            <w:pPr>
+              <w:pStyle w:val="Compact"/>
+              <w:spacing w:before="20" w:after="20"/>
+              <w:jc w:val="left"/>
+            </w:pPr>
+            <w:r>
+              <w:rPr>
+                <w:sz w:val="18"/>
+              </w:rPr>
               <w:t xml:space="preserve">3</w:t>
             </w:r>
           </w:p>
@@ -485,28 +749,37 @@
           <w:p>
             <w:pPr>
               <w:pStyle w:val="Compact"/>
+              <w:spacing w:before="20" w:after="20"/>
               <w:jc w:val="left"/>
             </w:pPr>
             <w:r>
               <w:rPr>
                 <w:bCs/>
                 <w:b/>
+                <w:sz w:val="18"/>
               </w:rPr>
               <w:t xml:space="preserve">Journey mix</w:t>
             </w:r>
             <w:r>
-              <w:t xml:space="preserve">: renewal (retention), conquest (other insurer), new vehicle, lapsed/uninsured, cross-sell</w:t>
-            </w:r>
-          </w:p>
-        </w:tc>
-        <w:tc>
-          <w:tcPr/>
-          <w:p>
-            <w:pPr>
-              <w:pStyle w:val="Compact"/>
-              <w:jc w:val="left"/>
-            </w:pPr>
-            <w:r>
+              <w:rPr>
+                <w:sz w:val="18"/>
+              </w:rPr>
+              <w:t xml:space="preserve">: renewal (TASCO book), conquest (other insurer), new vehicle, uninsured recovery, cross-sell</w:t>
+            </w:r>
+          </w:p>
+        </w:tc>
+        <w:tc>
+          <w:tcPr/>
+          <w:p>
+            <w:pPr>
+              <w:pStyle w:val="Compact"/>
+              <w:spacing w:before="20" w:after="20"/>
+              <w:jc w:val="left"/>
+            </w:pPr>
+            <w:r>
+              <w:rPr>
+                <w:sz w:val="18"/>
+              </w:rPr>
               <w:t xml:space="preserve">Are we growing new business as well as retaining?</w:t>
             </w:r>
           </w:p>
@@ -516,9 +789,13 @@
           <w:p>
             <w:pPr>
               <w:pStyle w:val="Compact"/>
-              <w:jc w:val="left"/>
-            </w:pPr>
-            <w:r>
+              <w:spacing w:before="20" w:after="20"/>
+              <w:jc w:val="left"/>
+            </w:pPr>
+            <w:r>
+              <w:rPr>
+                <w:sz w:val="18"/>
+              </w:rPr>
               <w:t xml:space="preserve">Conquest + new vehicle + uninsured together larger than renewal is healthy growth</w:t>
             </w:r>
           </w:p>
@@ -526,13 +803,19 @@
       </w:tr>
       <w:tr>
         <w:tc>
-          <w:tcPr/>
-          <w:p>
-            <w:pPr>
-              <w:pStyle w:val="Compact"/>
-              <w:jc w:val="left"/>
-            </w:pPr>
-            <w:r>
+          <w:tcPr>
+            <w:noWrap/>
+          </w:tcPr>
+          <w:p>
+            <w:pPr>
+              <w:pStyle w:val="Compact"/>
+              <w:spacing w:before="20" w:after="20"/>
+              <w:jc w:val="left"/>
+            </w:pPr>
+            <w:r>
+              <w:rPr>
+                <w:sz w:val="18"/>
+              </w:rPr>
               <w:t xml:space="preserve">4</w:t>
             </w:r>
           </w:p>
@@ -542,41 +825,69 @@
           <w:p>
             <w:pPr>
               <w:pStyle w:val="Compact"/>
+              <w:spacing w:before="20" w:after="20"/>
               <w:jc w:val="left"/>
             </w:pPr>
             <w:r>
               <w:rPr>
                 <w:bCs/>
                 <w:b/>
-              </w:rPr>
-              <w:t xml:space="preserve">Data quality issues</w:t>
-            </w:r>
-            <w:r>
+                <w:sz w:val="18"/>
+              </w:rPr>
+              <w:t xml:space="preserve">Open data issues</w:t>
+            </w:r>
+            <w:r>
+              <w:rPr>
+                <w:sz w:val="18"/>
+              </w:rPr>
               <w:t xml:space="preserve"> </w:t>
             </w:r>
             <w:r>
+              <w:rPr>
+                <w:sz w:val="18"/>
+              </w:rPr>
               <w:t xml:space="preserve">and</w:t>
             </w:r>
             <w:r>
+              <w:rPr>
+                <w:sz w:val="18"/>
+              </w:rPr>
               <w:t xml:space="preserve"> </w:t>
             </w:r>
             <w:r>
               <w:rPr>
                 <w:bCs/>
                 <w:b/>
-              </w:rPr>
-              <w:t xml:space="preserve">profiles with usable data</w:t>
-            </w:r>
-          </w:p>
-        </w:tc>
-        <w:tc>
-          <w:tcPr/>
-          <w:p>
-            <w:pPr>
-              <w:pStyle w:val="Compact"/>
-              <w:jc w:val="left"/>
-            </w:pPr>
-            <w:r>
+                <w:sz w:val="18"/>
+              </w:rPr>
+              <w:t xml:space="preserve">Data quality issues</w:t>
+            </w:r>
+            <w:r>
+              <w:rPr>
+                <w:sz w:val="18"/>
+              </w:rPr>
+              <w:t xml:space="preserve"> </w:t>
+            </w:r>
+            <w:r>
+              <w:rPr>
+                <w:sz w:val="18"/>
+              </w:rPr>
+              <w:t xml:space="preserve">by type</w:t>
+            </w:r>
+          </w:p>
+        </w:tc>
+        <w:tc>
+          <w:tcPr/>
+          <w:p>
+            <w:pPr>
+              <w:pStyle w:val="Compact"/>
+              <w:spacing w:before="20" w:after="20"/>
+              <w:jc w:val="left"/>
+            </w:pPr>
+            <w:r>
+              <w:rPr>
+                <w:sz w:val="18"/>
+              </w:rPr>
               <w:t xml:space="preserve">Can we trust the targeting?</w:t>
             </w:r>
           </w:p>
@@ -586,9 +897,13 @@
           <w:p>
             <w:pPr>
               <w:pStyle w:val="Compact"/>
-              <w:jc w:val="left"/>
-            </w:pPr>
-            <w:r>
+              <w:spacing w:before="20" w:after="20"/>
+              <w:jc w:val="left"/>
+            </w:pPr>
+            <w:r>
+              <w:rPr>
+                <w:sz w:val="18"/>
+              </w:rPr>
               <w:t xml:space="preserve">Usable-data share rising month on month (baseline ≈ 10 %)</w:t>
             </w:r>
           </w:p>
@@ -596,13 +911,19 @@
       </w:tr>
       <w:tr>
         <w:tc>
-          <w:tcPr/>
-          <w:p>
-            <w:pPr>
-              <w:pStyle w:val="Compact"/>
-              <w:jc w:val="left"/>
-            </w:pPr>
-            <w:r>
+          <w:tcPr>
+            <w:noWrap/>
+          </w:tcPr>
+          <w:p>
+            <w:pPr>
+              <w:pStyle w:val="Compact"/>
+              <w:spacing w:before="20" w:after="20"/>
+              <w:jc w:val="left"/>
+            </w:pPr>
+            <w:r>
+              <w:rPr>
+                <w:sz w:val="18"/>
+              </w:rPr>
               <w:t xml:space="preserve">5</w:t>
             </w:r>
           </w:p>
@@ -612,28 +933,57 @@
           <w:p>
             <w:pPr>
               <w:pStyle w:val="Compact"/>
+              <w:spacing w:before="20" w:after="20"/>
               <w:jc w:val="left"/>
             </w:pPr>
             <w:r>
               <w:rPr>
                 <w:bCs/>
                 <w:b/>
-              </w:rPr>
-              <w:t xml:space="preserve">Engagement</w:t>
-            </w:r>
-            <w:r>
-              <w:t xml:space="preserve">: messages by channel, delivery status, voice bot outcomes, handoffs</w:t>
-            </w:r>
-          </w:p>
-        </w:tc>
-        <w:tc>
-          <w:tcPr/>
-          <w:p>
-            <w:pPr>
-              <w:pStyle w:val="Compact"/>
-              <w:jc w:val="left"/>
-            </w:pPr>
-            <w:r>
+                <w:sz w:val="18"/>
+              </w:rPr>
+              <w:t xml:space="preserve">Messages sent by channel</w:t>
+            </w:r>
+            <w:r>
+              <w:rPr>
+                <w:sz w:val="18"/>
+              </w:rPr>
+              <w:t xml:space="preserve"> </w:t>
+            </w:r>
+            <w:r>
+              <w:rPr>
+                <w:sz w:val="18"/>
+              </w:rPr>
+              <w:t xml:space="preserve">and</w:t>
+            </w:r>
+            <w:r>
+              <w:rPr>
+                <w:sz w:val="18"/>
+              </w:rPr>
+              <w:t xml:space="preserve"> </w:t>
+            </w:r>
+            <w:r>
+              <w:rPr>
+                <w:bCs/>
+                <w:b/>
+                <w:sz w:val="18"/>
+              </w:rPr>
+              <w:t xml:space="preserve">Voice bot outcomes</w:t>
+            </w:r>
+          </w:p>
+        </w:tc>
+        <w:tc>
+          <w:tcPr/>
+          <w:p>
+            <w:pPr>
+              <w:pStyle w:val="Compact"/>
+              <w:spacing w:before="20" w:after="20"/>
+              <w:jc w:val="left"/>
+            </w:pPr>
+            <w:r>
+              <w:rPr>
+                <w:sz w:val="18"/>
+              </w:rPr>
               <w:t xml:space="preserve">Are we reaching customers without spamming?</w:t>
             </w:r>
           </w:p>
@@ -643,23 +993,33 @@
           <w:p>
             <w:pPr>
               <w:pStyle w:val="Compact"/>
-              <w:jc w:val="left"/>
-            </w:pPr>
-            <w:r>
-              <w:t xml:space="preserve">Low blocked and failed share. Opt-outs ≤ 5 % of calls.</w:t>
+              <w:spacing w:before="20" w:after="20"/>
+              <w:jc w:val="left"/>
+            </w:pPr>
+            <w:r>
+              <w:rPr>
+                <w:sz w:val="18"/>
+              </w:rPr>
+              <w:t xml:space="preserve">Opt-outs ≤ 5 % of calls</w:t>
             </w:r>
           </w:p>
         </w:tc>
       </w:tr>
       <w:tr>
         <w:tc>
-          <w:tcPr/>
-          <w:p>
-            <w:pPr>
-              <w:pStyle w:val="Compact"/>
-              <w:jc w:val="left"/>
-            </w:pPr>
-            <w:r>
+          <w:tcPr>
+            <w:noWrap/>
+          </w:tcPr>
+          <w:p>
+            <w:pPr>
+              <w:pStyle w:val="Compact"/>
+              <w:spacing w:before="20" w:after="20"/>
+              <w:jc w:val="left"/>
+            </w:pPr>
+            <w:r>
+              <w:rPr>
+                <w:sz w:val="18"/>
+              </w:rPr>
               <w:t xml:space="preserve">6</w:t>
             </w:r>
           </w:p>
@@ -669,28 +1029,57 @@
           <w:p>
             <w:pPr>
               <w:pStyle w:val="Compact"/>
+              <w:spacing w:before="20" w:after="20"/>
               <w:jc w:val="left"/>
             </w:pPr>
             <w:r>
               <w:rPr>
                 <w:bCs/>
                 <w:b/>
-              </w:rPr>
-              <w:t xml:space="preserve">Sales</w:t>
-            </w:r>
-            <w:r>
-              <w:t xml:space="preserve">: orders, GWP, by journey and channel</w:t>
-            </w:r>
-          </w:p>
-        </w:tc>
-        <w:tc>
-          <w:tcPr/>
-          <w:p>
-            <w:pPr>
-              <w:pStyle w:val="Compact"/>
-              <w:jc w:val="left"/>
-            </w:pPr>
-            <w:r>
+                <w:sz w:val="18"/>
+              </w:rPr>
+              <w:t xml:space="preserve">Policies sold</w:t>
+            </w:r>
+            <w:r>
+              <w:rPr>
+                <w:sz w:val="18"/>
+              </w:rPr>
+              <w:t xml:space="preserve"> </w:t>
+            </w:r>
+            <w:r>
+              <w:rPr>
+                <w:sz w:val="18"/>
+              </w:rPr>
+              <w:t xml:space="preserve">(with GWP) and</w:t>
+            </w:r>
+            <w:r>
+              <w:rPr>
+                <w:sz w:val="18"/>
+              </w:rPr>
+              <w:t xml:space="preserve"> </w:t>
+            </w:r>
+            <w:r>
+              <w:rPr>
+                <w:bCs/>
+                <w:b/>
+                <w:sz w:val="18"/>
+              </w:rPr>
+              <w:t xml:space="preserve">Sales by journey</w:t>
+            </w:r>
+          </w:p>
+        </w:tc>
+        <w:tc>
+          <w:tcPr/>
+          <w:p>
+            <w:pPr>
+              <w:pStyle w:val="Compact"/>
+              <w:spacing w:before="20" w:after="20"/>
+              <w:jc w:val="left"/>
+            </w:pPr>
+            <w:r>
+              <w:rPr>
+                <w:sz w:val="18"/>
+              </w:rPr>
               <w:t xml:space="preserve">Is it converting, and where?</w:t>
             </w:r>
           </w:p>
@@ -700,9 +1089,13 @@
           <w:p>
             <w:pPr>
               <w:pStyle w:val="Compact"/>
-              <w:jc w:val="left"/>
-            </w:pPr>
-            <w:r>
+              <w:spacing w:before="20" w:after="20"/>
+              <w:jc w:val="left"/>
+            </w:pPr>
+            <w:r>
+              <w:rPr>
+                <w:sz w:val="18"/>
+              </w:rPr>
               <w:t xml:space="preserve">In-app (VETC app / Zalo) share ≥ 50 % in pilot. Partner API growing after launch.</w:t>
             </w:r>
           </w:p>
@@ -710,13 +1103,19 @@
       </w:tr>
       <w:tr>
         <w:tc>
-          <w:tcPr/>
-          <w:p>
-            <w:pPr>
-              <w:pStyle w:val="Compact"/>
-              <w:jc w:val="left"/>
-            </w:pPr>
-            <w:r>
+          <w:tcPr>
+            <w:noWrap/>
+          </w:tcPr>
+          <w:p>
+            <w:pPr>
+              <w:pStyle w:val="Compact"/>
+              <w:spacing w:before="20" w:after="20"/>
+              <w:jc w:val="left"/>
+            </w:pPr>
+            <w:r>
+              <w:rPr>
+                <w:sz w:val="18"/>
+              </w:rPr>
               <w:t xml:space="preserve">7</w:t>
             </w:r>
           </w:p>
@@ -726,25 +1125,43 @@
           <w:p>
             <w:pPr>
               <w:pStyle w:val="Compact"/>
+              <w:spacing w:before="20" w:after="20"/>
               <w:jc w:val="left"/>
             </w:pPr>
             <w:r>
               <w:rPr>
                 <w:bCs/>
                 <w:b/>
+                <w:sz w:val="18"/>
               </w:rPr>
               <w:t xml:space="preserve">Active policies by product</w:t>
             </w:r>
-          </w:p>
-        </w:tc>
-        <w:tc>
-          <w:tcPr/>
-          <w:p>
-            <w:pPr>
-              <w:pStyle w:val="Compact"/>
-              <w:jc w:val="left"/>
-            </w:pPr>
-            <w:r>
+            <w:r>
+              <w:rPr>
+                <w:sz w:val="18"/>
+              </w:rPr>
+              <w:t xml:space="preserve"> </w:t>
+            </w:r>
+            <w:r>
+              <w:rPr>
+                <w:sz w:val="18"/>
+              </w:rPr>
+              <w:t xml:space="preserve">(in Channel economics)</w:t>
+            </w:r>
+          </w:p>
+        </w:tc>
+        <w:tc>
+          <w:tcPr/>
+          <w:p>
+            <w:pPr>
+              <w:pStyle w:val="Compact"/>
+              <w:spacing w:before="20" w:after="20"/>
+              <w:jc w:val="left"/>
+            </w:pPr>
+            <w:r>
+              <w:rPr>
+                <w:sz w:val="18"/>
+              </w:rPr>
               <w:t xml:space="preserve">Product mix</w:t>
             </w:r>
           </w:p>
@@ -754,9 +1171,13 @@
           <w:p>
             <w:pPr>
               <w:pStyle w:val="Compact"/>
-              <w:jc w:val="left"/>
-            </w:pPr>
-            <w:r>
+              <w:spacing w:before="20" w:after="20"/>
+              <w:jc w:val="left"/>
+            </w:pPr>
+            <w:r>
+              <w:rPr>
+                <w:sz w:val="18"/>
+              </w:rPr>
               <w:t xml:space="preserve">Add-on attach (PA_SEAT, MOTOR_PD) rising</w:t>
             </w:r>
           </w:p>
@@ -764,13 +1185,19 @@
       </w:tr>
       <w:tr>
         <w:tc>
-          <w:tcPr/>
-          <w:p>
-            <w:pPr>
-              <w:pStyle w:val="Compact"/>
-              <w:jc w:val="left"/>
-            </w:pPr>
-            <w:r>
+          <w:tcPr>
+            <w:noWrap/>
+          </w:tcPr>
+          <w:p>
+            <w:pPr>
+              <w:pStyle w:val="Compact"/>
+              <w:spacing w:before="20" w:after="20"/>
+              <w:jc w:val="left"/>
+            </w:pPr>
+            <w:r>
+              <w:rPr>
+                <w:sz w:val="18"/>
+              </w:rPr>
               <w:t xml:space="preserve">8</w:t>
             </w:r>
           </w:p>
@@ -780,107 +1207,83 @@
           <w:p>
             <w:pPr>
               <w:pStyle w:val="Compact"/>
+              <w:spacing w:before="20" w:after="20"/>
               <w:jc w:val="left"/>
             </w:pPr>
             <w:r>
               <w:rPr>
                 <w:bCs/>
                 <w:b/>
-              </w:rPr>
-              <w:t xml:space="preserve">Claims</w:t>
-            </w:r>
-            <w:r>
+                <w:sz w:val="18"/>
+              </w:rPr>
+              <w:t xml:space="preserve">Channel economics</w:t>
+            </w:r>
+            <w:r>
+              <w:rPr>
+                <w:sz w:val="18"/>
+              </w:rPr>
+              <w:t xml:space="preserve">: voice bot cost vs equivalent telesales cost, messaging cost,</w:t>
+            </w:r>
+            <w:r>
+              <w:rPr>
+                <w:sz w:val="18"/>
+              </w:rPr>
               <w:t xml:space="preserve"> </w:t>
             </w:r>
-            <w:r>
-              <w:t xml:space="preserve">by status</w:t>
-            </w:r>
-          </w:p>
-        </w:tc>
-        <w:tc>
-          <w:tcPr/>
-          <w:p>
-            <w:pPr>
-              <w:pStyle w:val="Compact"/>
-              <w:jc w:val="left"/>
-            </w:pPr>
-            <w:r>
-              <w:t xml:space="preserve">Are we keeping the claims promise?</w:t>
-            </w:r>
-          </w:p>
-        </w:tc>
-        <w:tc>
-          <w:tcPr/>
-          <w:p>
-            <w:pPr>
-              <w:pStyle w:val="Compact"/>
-              <w:jc w:val="left"/>
-            </w:pPr>
-            <w:r>
-              <w:t xml:space="preserve">Few claims stuck in</w:t>
-            </w:r>
-            <w:r>
-              <w:t xml:space="preserve"> </w:t>
-            </w:r>
-            <w:r>
-              <w:rPr>
-                <w:rStyle w:val="VerbatimChar"/>
-              </w:rPr>
-              <w:t xml:space="preserve">submitted</w:t>
-            </w:r>
-          </w:p>
-        </w:tc>
-      </w:tr>
-      <w:tr>
-        <w:tc>
-          <w:tcPr/>
-          <w:p>
-            <w:pPr>
-              <w:pStyle w:val="Compact"/>
-              <w:jc w:val="left"/>
-            </w:pPr>
-            <w:r>
-              <w:t xml:space="preserve">9</w:t>
-            </w:r>
-          </w:p>
-        </w:tc>
-        <w:tc>
-          <w:tcPr/>
-          <w:p>
-            <w:pPr>
-              <w:pStyle w:val="Compact"/>
-              <w:jc w:val="left"/>
-            </w:pPr>
             <w:r>
               <w:rPr>
                 <w:bCs/>
                 <w:b/>
-              </w:rPr>
-              <w:t xml:space="preserve">Channel economics</w:t>
-            </w:r>
-            <w:r>
-              <w:t xml:space="preserve">: voice-bot cost vs equivalent telesales cost, messaging cost,</w:t>
-            </w:r>
-            <w:r>
+                <w:sz w:val="18"/>
+              </w:rPr>
+              <w:t xml:space="preserve">acquisition cost per order (bot + messaging)</w:t>
+            </w:r>
+            <w:r>
+              <w:rPr>
+                <w:sz w:val="18"/>
+              </w:rPr>
+              <w:t xml:space="preserve">, and the</w:t>
+            </w:r>
+            <w:r>
+              <w:rPr>
+                <w:sz w:val="18"/>
+              </w:rPr>
               <w:t xml:space="preserve"> </w:t>
             </w:r>
             <w:r>
               <w:rPr>
                 <w:bCs/>
                 <w:b/>
-              </w:rPr>
-              <w:t xml:space="preserve">acquisition cost per order (bot + messaging)</w:t>
-            </w:r>
-          </w:p>
-        </w:tc>
-        <w:tc>
-          <w:tcPr/>
-          <w:p>
-            <w:pPr>
-              <w:pStyle w:val="Compact"/>
-              <w:jc w:val="left"/>
-            </w:pPr>
-            <w:r>
+                <w:sz w:val="18"/>
+              </w:rPr>
+              <w:t xml:space="preserve">Voice bot saving</w:t>
+            </w:r>
+            <w:r>
+              <w:rPr>
+                <w:sz w:val="18"/>
+              </w:rPr>
+              <w:t xml:space="preserve"> </w:t>
+            </w:r>
+            <w:r>
+              <w:rPr>
+                <w:sz w:val="18"/>
+              </w:rPr>
+              <w:t xml:space="preserve">tile</w:t>
+            </w:r>
+          </w:p>
+        </w:tc>
+        <w:tc>
+          <w:tcPr/>
+          <w:p>
+            <w:pPr>
+              <w:pStyle w:val="Compact"/>
+              <w:spacing w:before="20" w:after="20"/>
+              <w:jc w:val="left"/>
+            </w:pPr>
+            <w:r>
+              <w:rPr>
+                <w:sz w:val="18"/>
+              </w:rPr>
               <w:t xml:space="preserve">Is the model efficient?</w:t>
             </w:r>
           </w:p>
@@ -890,9 +1293,13 @@
           <w:p>
             <w:pPr>
               <w:pStyle w:val="Compact"/>
-              <w:jc w:val="left"/>
-            </w:pPr>
-            <w:r>
+              <w:spacing w:before="20" w:after="20"/>
+              <w:jc w:val="left"/>
+            </w:pPr>
+            <w:r>
+              <w:rPr>
+                <w:sz w:val="18"/>
+              </w:rPr>
               <w:t xml:space="preserve">Saving vs telesales positive. Cost per order falling.</w:t>
             </w:r>
           </w:p>
@@ -919,7 +1326,7 @@
         <w:t xml:space="preserve"> </w:t>
       </w:r>
       <w:r>
-        <w:t xml:space="preserve">rule set (for example voice bot 1,500 ₫/min, telesales 6,000 ₫/min, Zalo ZNS 300 ₫, SMS 700 ₫ per message). These are</w:t>
+        <w:t xml:space="preserve">rule set (for example voice bot 1,500 ₫ per minute, telesales 6,000 ₫ per minute, Zalo ZNS 300 ₫ and SMS 700 ₫ per message). These are</w:t>
       </w:r>
       <w:r>
         <w:t xml:space="preserve"> </w:t>
@@ -939,13 +1346,13 @@
       </w:r>
     </w:p>
     <w:bookmarkEnd w:id="21"/>
-    <w:bookmarkStart w:id="22" w:name="X54a774b77eb6630ff7e76d1e8a333c2b17cf3c8"/>
+    <w:bookmarkStart w:id="22" w:name="X9118ba82f5edbb106bff603692f7556b387604b"/>
     <w:p>
       <w:pPr>
         <w:pStyle w:val="Heading2"/>
       </w:pPr>
       <w:r>
-        <w:t xml:space="preserve">2. Adoption tab</w:t>
+        <w:t xml:space="preserve">2. Adoption and claims figures</w:t>
       </w:r>
     </w:p>
     <w:p>
@@ -953,7 +1360,7 @@
         <w:pStyle w:val="FirstParagraph"/>
       </w:pPr>
       <w:r>
-        <w:t xml:space="preserve">Shows how the organisation uses the platform: active users, sign-ins, failed sign-ins, handoff actions, and actions by type. Built-in targets: weekly active telesales ≥ 90 %, average clicks to renew ≤ 3, handoff first contact within 2 business hours, rule change lead time ≤ 1 day.</w:t>
+        <w:t xml:space="preserve">Adoption figures (active users, sign-ins, failed sign-ins, handoff actions and actions by type) and claims by status are prepared for the Steering Committee pack from the platform's adoption and overview reports. Built-in adoption targets: weekly active telesales ≥ 90 %, average clicks to renew ≤ 3, handoff first contact within 2 business hours, rule change lead time ≤ 1 day.</w:t>
       </w:r>
     </w:p>
     <w:bookmarkEnd w:id="22"/>
@@ -989,12 +1396,14 @@
           <w:p>
             <w:pPr>
               <w:pStyle w:val="Compact"/>
+              <w:spacing w:before="20" w:after="20"/>
               <w:jc w:val="left"/>
             </w:pPr>
             <w:r>
               <w:rPr>
                 <w:b/>
                 <w:color w:val="FFFFFF"/>
+                <w:sz w:val="18"/>
               </w:rPr>
               <w:t xml:space="preserve">If you see…</w:t>
             </w:r>
@@ -1007,12 +1416,14 @@
           <w:p>
             <w:pPr>
               <w:pStyle w:val="Compact"/>
+              <w:spacing w:before="20" w:after="20"/>
               <w:jc w:val="left"/>
             </w:pPr>
             <w:r>
               <w:rPr>
                 <w:b/>
                 <w:color w:val="FFFFFF"/>
+                <w:sz w:val="18"/>
               </w:rPr>
               <w:t xml:space="preserve">Ask…</w:t>
             </w:r>
@@ -1025,9 +1436,13 @@
           <w:p>
             <w:pPr>
               <w:pStyle w:val="Compact"/>
-              <w:jc w:val="left"/>
-            </w:pPr>
-            <w:r>
+              <w:spacing w:before="20" w:after="20"/>
+              <w:jc w:val="left"/>
+            </w:pPr>
+            <w:r>
+              <w:rPr>
+                <w:sz w:val="18"/>
+              </w:rPr>
               <w:t xml:space="preserve">Many hot leads but few orders</w:t>
             </w:r>
           </w:p>
@@ -1037,9 +1452,13 @@
           <w:p>
             <w:pPr>
               <w:pStyle w:val="Compact"/>
-              <w:jc w:val="left"/>
-            </w:pPr>
-            <w:r>
+              <w:spacing w:before="20" w:after="20"/>
+              <w:jc w:val="left"/>
+            </w:pPr>
+            <w:r>
+              <w:rPr>
+                <w:sz w:val="18"/>
+              </w:rPr>
               <w:t xml:space="preserve">"Are handoffs worked within 2 hours? Are links sent?" (Telesales supervisor)</w:t>
             </w:r>
           </w:p>
@@ -1051,9 +1470,13 @@
           <w:p>
             <w:pPr>
               <w:pStyle w:val="Compact"/>
-              <w:jc w:val="left"/>
-            </w:pPr>
-            <w:r>
+              <w:spacing w:before="20" w:after="20"/>
+              <w:jc w:val="left"/>
+            </w:pPr>
+            <w:r>
+              <w:rPr>
+                <w:sz w:val="18"/>
+              </w:rPr>
               <w:t xml:space="preserve">High blocked messages</w:t>
             </w:r>
           </w:p>
@@ -1063,9 +1486,13 @@
           <w:p>
             <w:pPr>
               <w:pStyle w:val="Compact"/>
-              <w:jc w:val="left"/>
-            </w:pPr>
-            <w:r>
+              <w:spacing w:before="20" w:after="20"/>
+              <w:jc w:val="left"/>
+            </w:pPr>
+            <w:r>
+              <w:rPr>
+                <w:sz w:val="18"/>
+              </w:rPr>
               <w:t xml:space="preserve">"Which contact-policy reason is blocking? Are journeys overlapping?" (Campaign manager)</w:t>
             </w:r>
           </w:p>
@@ -1077,9 +1504,13 @@
           <w:p>
             <w:pPr>
               <w:pStyle w:val="Compact"/>
-              <w:jc w:val="left"/>
-            </w:pPr>
-            <w:r>
+              <w:spacing w:before="20" w:after="20"/>
+              <w:jc w:val="left"/>
+            </w:pPr>
+            <w:r>
+              <w:rPr>
+                <w:sz w:val="18"/>
+              </w:rPr>
               <w:t xml:space="preserve">High voice opt-out or plate-mismatch rates</w:t>
             </w:r>
           </w:p>
@@ -1089,9 +1520,13 @@
           <w:p>
             <w:pPr>
               <w:pStyle w:val="Compact"/>
-              <w:jc w:val="left"/>
-            </w:pPr>
-            <w:r>
+              <w:spacing w:before="20" w:after="20"/>
+              <w:jc w:val="left"/>
+            </w:pPr>
+            <w:r>
+              <w:rPr>
+                <w:sz w:val="18"/>
+              </w:rPr>
               <w:t xml:space="preserve">"Are we calling the right people? What does the data steward see?"</w:t>
             </w:r>
           </w:p>
@@ -1103,9 +1538,13 @@
           <w:p>
             <w:pPr>
               <w:pStyle w:val="Compact"/>
-              <w:jc w:val="left"/>
-            </w:pPr>
-            <w:r>
+              <w:spacing w:before="20" w:after="20"/>
+              <w:jc w:val="left"/>
+            </w:pPr>
+            <w:r>
+              <w:rPr>
+                <w:sz w:val="18"/>
+              </w:rPr>
               <w:t xml:space="preserve">Usable-data share flat</w:t>
             </w:r>
           </w:p>
@@ -1115,9 +1554,13 @@
           <w:p>
             <w:pPr>
               <w:pStyle w:val="Compact"/>
-              <w:jc w:val="left"/>
-            </w:pPr>
-            <w:r>
+              <w:spacing w:before="20" w:after="20"/>
+              <w:jc w:val="left"/>
+            </w:pPr>
+            <w:r>
+              <w:rPr>
+                <w:sz w:val="18"/>
+              </w:rPr>
               <w:t xml:space="preserve">"Is the confirm-expiry step working in the app?" (Product, Data)</w:t>
             </w:r>
           </w:p>
@@ -1129,9 +1572,13 @@
           <w:p>
             <w:pPr>
               <w:pStyle w:val="Compact"/>
-              <w:jc w:val="left"/>
-            </w:pPr>
-            <w:r>
+              <w:spacing w:before="20" w:after="20"/>
+              <w:jc w:val="left"/>
+            </w:pPr>
+            <w:r>
+              <w:rPr>
+                <w:sz w:val="18"/>
+              </w:rPr>
               <w:t xml:space="preserve">Cost per order rising</w:t>
             </w:r>
           </w:p>
@@ -1141,9 +1588,13 @@
           <w:p>
             <w:pPr>
               <w:pStyle w:val="Compact"/>
-              <w:jc w:val="left"/>
-            </w:pPr>
-            <w:r>
+              <w:spacing w:before="20" w:after="20"/>
+              <w:jc w:val="left"/>
+            </w:pPr>
+            <w:r>
+              <w:rPr>
+                <w:sz w:val="18"/>
+              </w:rPr>
               <w:t xml:space="preserve">"Is the channel mix shifting to telesales? Are bot calls converting?"</w:t>
             </w:r>
           </w:p>
@@ -1155,9 +1606,13 @@
           <w:p>
             <w:pPr>
               <w:pStyle w:val="Compact"/>
-              <w:jc w:val="left"/>
-            </w:pPr>
-            <w:r>
+              <w:spacing w:before="20" w:after="20"/>
+              <w:jc w:val="left"/>
+            </w:pPr>
+            <w:r>
+              <w:rPr>
+                <w:sz w:val="18"/>
+              </w:rPr>
               <w:t xml:space="preserve">Partner orders flat after launch</w:t>
             </w:r>
           </w:p>
@@ -1167,9 +1622,13 @@
           <w:p>
             <w:pPr>
               <w:pStyle w:val="Compact"/>
-              <w:jc w:val="left"/>
-            </w:pPr>
-            <w:r>
+              <w:spacing w:before="20" w:after="20"/>
+              <w:jc w:val="left"/>
+            </w:pPr>
+            <w:r>
+              <w:rPr>
+                <w:sz w:val="18"/>
+              </w:rPr>
               <w:t xml:space="preserve">"Which partners are certified? Any channel-conflict issues?" (Partner manager)</w:t>
             </w:r>
           </w:p>
@@ -1281,12 +1740,14 @@
           <w:p>
             <w:pPr>
               <w:pStyle w:val="Compact"/>
+              <w:spacing w:before="20" w:after="20"/>
               <w:jc w:val="left"/>
             </w:pPr>
             <w:r>
               <w:rPr>
                 <w:b/>
                 <w:color w:val="FFFFFF"/>
+                <w:sz w:val="18"/>
               </w:rPr>
               <w:t xml:space="preserve">Problem</w:t>
             </w:r>
@@ -1299,12 +1760,14 @@
           <w:p>
             <w:pPr>
               <w:pStyle w:val="Compact"/>
+              <w:spacing w:before="20" w:after="20"/>
               <w:jc w:val="left"/>
             </w:pPr>
             <w:r>
               <w:rPr>
                 <w:b/>
                 <w:color w:val="FFFFFF"/>
+                <w:sz w:val="18"/>
               </w:rPr>
               <w:t xml:space="preserve">Fix</w:t>
             </w:r>
@@ -1317,22 +1780,30 @@
           <w:p>
             <w:pPr>
               <w:pStyle w:val="Compact"/>
-              <w:jc w:val="left"/>
-            </w:pPr>
-            <w:r>
-              <w:t xml:space="preserve">Dashboard empty in the sandbox</w:t>
-            </w:r>
-          </w:p>
-        </w:tc>
-        <w:tc>
-          <w:tcPr/>
-          <w:p>
-            <w:pPr>
-              <w:pStyle w:val="Compact"/>
-              <w:jc w:val="left"/>
-            </w:pPr>
-            <w:r>
-              <w:t xml:space="preserve">The sandbox is seeded nightly. Ask support if it stays empty.</w:t>
+              <w:spacing w:before="20" w:after="20"/>
+              <w:jc w:val="left"/>
+            </w:pPr>
+            <w:r>
+              <w:rPr>
+                <w:sz w:val="18"/>
+              </w:rPr>
+              <w:t xml:space="preserve">Dashboard empty in a training or UAT environment</w:t>
+            </w:r>
+          </w:p>
+        </w:tc>
+        <w:tc>
+          <w:tcPr/>
+          <w:p>
+            <w:pPr>
+              <w:pStyle w:val="Compact"/>
+              <w:spacing w:before="20" w:after="20"/>
+              <w:jc w:val="left"/>
+            </w:pPr>
+            <w:r>
+              <w:rPr>
+                <w:sz w:val="18"/>
+              </w:rPr>
+              <w:t xml:space="preserve">The environment is seeded with demo data. Ask support if it stays empty.</w:t>
             </w:r>
           </w:p>
         </w:tc>
@@ -1343,9 +1814,13 @@
           <w:p>
             <w:pPr>
               <w:pStyle w:val="Compact"/>
-              <w:jc w:val="left"/>
-            </w:pPr>
-            <w:r>
+              <w:spacing w:before="20" w:after="20"/>
+              <w:jc w:val="left"/>
+            </w:pPr>
+            <w:r>
+              <w:rPr>
+                <w:sz w:val="18"/>
+              </w:rPr>
               <w:t xml:space="preserve">A number looks wrong</w:t>
             </w:r>
           </w:p>
@@ -1355,9 +1830,13 @@
           <w:p>
             <w:pPr>
               <w:pStyle w:val="Compact"/>
-              <w:jc w:val="left"/>
-            </w:pPr>
-            <w:r>
+              <w:spacing w:before="20" w:after="20"/>
+              <w:jc w:val="left"/>
+            </w:pPr>
+            <w:r>
+              <w:rPr>
+                <w:sz w:val="18"/>
+              </w:rPr>
               <w:t xml:space="preserve">Note the as-of date and the block, and ask the Product Owner. Each number is traceable to platform data.</w:t>
             </w:r>
           </w:p>
@@ -1369,9 +1848,13 @@
           <w:p>
             <w:pPr>
               <w:pStyle w:val="Compact"/>
-              <w:jc w:val="left"/>
-            </w:pPr>
-            <w:r>
+              <w:spacing w:before="20" w:after="20"/>
+              <w:jc w:val="left"/>
+            </w:pPr>
+            <w:r>
+              <w:rPr>
+                <w:sz w:val="18"/>
+              </w:rPr>
               <w:t xml:space="preserve">Want customer-level detail</w:t>
             </w:r>
           </w:p>
@@ -1381,9 +1864,13 @@
           <w:p>
             <w:pPr>
               <w:pStyle w:val="Compact"/>
-              <w:jc w:val="left"/>
-            </w:pPr>
-            <w:r>
+              <w:spacing w:before="20" w:after="20"/>
+              <w:jc w:val="left"/>
+            </w:pPr>
+            <w:r>
+              <w:rPr>
+                <w:sz w:val="18"/>
+              </w:rPr>
               <w:t xml:space="preserve">Ask the campaign manager or supervisor (role-based access protects personal data).</w:t>
             </w:r>
           </w:p>
@@ -1414,7 +1901,7 @@
     </w:pPr>
     <w:r>
       <w:rPr>
-        <w:rFonts w:ascii="Arial" w:hAnsi="Arial"/>
+        <w:rFonts w:ascii="Calibri" w:hAnsi="Calibri"/>
         <w:sz w:val="16"/>
       </w:rPr>
       <w:t xml:space="preserve">Prepared by iorta TechNXT · Confidential · Page </w:t>
@@ -1459,7 +1946,7 @@
     </w:pPr>
     <w:r>
       <w:rPr>
-        <w:rFonts w:ascii="Arial" w:hAnsi="Arial"/>
+        <w:rFonts w:ascii="Calibri" w:hAnsi="Calibri"/>
         <w:color w:val="213368"/>
         <w:sz w:val="16"/>
       </w:rPr>
@@ -1654,9 +2141,9 @@
     <w:name w:val="Normal"/>
     <w:qFormat/>
     <w:rPr>
-      <w:rFonts w:ascii="Arial" w:cs="Arial" w:eastAsia="Arial" w:hAnsi="Arial"/>
+      <w:rFonts w:ascii="Calibri" w:cs="Calibri" w:eastAsia="Calibri" w:hAnsi="Calibri"/>
       <w:color w:val="121A33"/>
-      <w:sz w:val="21"/>
+      <w:sz w:val="22"/>
     </w:rPr>
   </w:style>
   <w:style w:styleId="BodyText" w:type="paragraph">
@@ -1668,9 +2155,9 @@
     </w:pPr>
     <w:qFormat/>
     <w:rPr>
-      <w:rFonts w:ascii="Arial" w:cs="Arial" w:eastAsia="Arial" w:hAnsi="Arial"/>
+      <w:rFonts w:ascii="Calibri" w:cs="Calibri" w:eastAsia="Calibri" w:hAnsi="Calibri"/>
       <w:color w:val="121A33"/>
-      <w:sz w:val="21"/>
+      <w:sz w:val="22"/>
     </w:rPr>
   </w:style>
   <w:style w:customStyle="1" w:styleId="FirstParagraph" w:type="paragraph">
@@ -1679,9 +2166,9 @@
     <w:next w:val="BodyText"/>
     <w:qFormat/>
     <w:rPr>
-      <w:rFonts w:ascii="Arial" w:cs="Arial" w:eastAsia="Arial" w:hAnsi="Arial"/>
+      <w:rFonts w:ascii="Calibri" w:cs="Calibri" w:eastAsia="Calibri" w:hAnsi="Calibri"/>
       <w:color w:val="121A33"/>
-      <w:sz w:val="21"/>
+      <w:sz w:val="22"/>
     </w:rPr>
   </w:style>
   <w:style w:customStyle="1" w:styleId="Compact" w:type="paragraph">
@@ -1692,9 +2179,9 @@
       <w:spacing w:after="36" w:before="36"/>
     </w:pPr>
     <w:rPr>
-      <w:rFonts w:ascii="Arial" w:cs="Arial" w:eastAsia="Arial" w:hAnsi="Arial"/>
+      <w:rFonts w:ascii="Calibri" w:cs="Calibri" w:eastAsia="Calibri" w:hAnsi="Calibri"/>
       <w:color w:val="121A33"/>
-      <w:sz w:val="21"/>
+      <w:sz w:val="22"/>
     </w:rPr>
   </w:style>
   <w:style w:styleId="Title" w:type="paragraph">
@@ -1709,11 +2196,11 @@
       <w:jc w:val="center"/>
     </w:pPr>
     <w:rPr>
-      <w:rFonts w:ascii="Arial" w:asciiTheme="majorHAnsi" w:cs="Arial" w:cstheme="majorBidi" w:eastAsia="Arial" w:eastAsiaTheme="majorEastAsia" w:hAnsi="Arial" w:hAnsiTheme="majorHAnsi"/>
+      <w:rFonts w:ascii="Calibri" w:asciiTheme="majorHAnsi" w:cs="Calibri" w:cstheme="majorBidi" w:eastAsia="Calibri" w:eastAsiaTheme="majorEastAsia" w:hAnsi="Calibri" w:hAnsiTheme="majorHAnsi"/>
       <w:b/>
       <w:bCs/>
       <w:color w:val="213368"/>
-      <w:sz w:val="48"/>
+      <w:sz w:val="52"/>
       <w:szCs w:val="36"/>
     </w:rPr>
   </w:style>
@@ -1729,7 +2216,7 @@
       <w:jc w:val="center"/>
     </w:pPr>
     <w:rPr>
-      <w:rFonts w:ascii="Arial" w:cs="Arial" w:eastAsia="Arial" w:hAnsi="Arial"/>
+      <w:rFonts w:ascii="Calibri" w:cs="Calibri" w:eastAsia="Calibri" w:hAnsi="Calibri"/>
       <w:b w:val="0"/>
       <w:color w:val="0B6B66"/>
       <w:sz w:val="26"/>
@@ -1998,9 +2485,9 @@
       <w:ind w:firstLine="0" w:left="480" w:right="480"/>
     </w:pPr>
     <w:rPr>
-      <w:rFonts w:ascii="Arial" w:cs="Arial" w:eastAsia="Arial" w:hAnsi="Arial"/>
+      <w:rFonts w:ascii="Calibri" w:cs="Calibri" w:eastAsia="Calibri" w:hAnsi="Calibri"/>
       <w:color w:val="121A33"/>
-      <w:sz w:val="21"/>
+      <w:sz w:val="22"/>
     </w:rPr>
   </w:style>
   <w:style w:styleId="FootnoteText" w:type="paragraph">
@@ -2023,7 +2510,7 @@
     <w:unhideWhenUsed/>
     <w:qFormat/>
     <w:rPr>
-      <w:rFonts w:ascii="Arial" w:cs="Arial" w:eastAsia="Arial" w:hAnsi="Arial"/>
+      <w:rFonts w:ascii="Calibri" w:cs="Calibri" w:eastAsia="Calibri" w:hAnsi="Calibri"/>
       <w:sz w:val="18"/>
     </w:rPr>
     <w:tblPr>
@@ -2119,7 +2606,8 @@
     <w:basedOn w:val="BodyTextChar"/>
     <w:rPr>
       <w:rFonts w:ascii="Consolas" w:cs="Consolas" w:eastAsia="Consolas" w:hAnsi="Consolas"/>
-      <w:sz w:val="17"/>
+      <w:color w:val="2A3A6E"/>
+      <w:sz w:val="18"/>
     </w:rPr>
   </w:style>
   <w:style w:customStyle="1" w:styleId="SectionNumber" w:type="character">
